--- a/README.docx
+++ b/README.docx
@@ -160,23 +160,7 @@
           <w:rFonts w:eastAsia="Georgia" w:hAnsi="Georgia" w:cs="Georgia"/>
           <w:color w:val="000000"/>
         </w:rPr>
-        <w:t xml:space="preserve"> (system </w:t>
-      </w:r>
-      <w:proofErr w:type="gramStart"/>
-      <w:r>
-        <w:rPr>
-          <w:rFonts w:eastAsia="Georgia" w:hAnsi="Georgia" w:cs="Georgia"/>
-          <w:color w:val="000000"/>
-        </w:rPr>
-        <w:t>managers) —</w:t>
-      </w:r>
-      <w:proofErr w:type="gramEnd"/>
-      <w:r>
-        <w:rPr>
-          <w:rFonts w:eastAsia="Georgia" w:hAnsi="Georgia" w:cs="Georgia"/>
-          <w:color w:val="000000"/>
-        </w:rPr>
-        <w:t xml:space="preserve"> each with a dedicated, fully featured interface.</w:t>
+        <w:t xml:space="preserve"> (system managers) — each with a dedicated, fully featured interface.</w:t>
       </w:r>
     </w:p>
     <w:p>
@@ -591,7 +575,6 @@
               </w:rPr>
               <w:t xml:space="preserve">Chart.js (CDN for frontend, </w:t>
             </w:r>
-            <w:proofErr w:type="spellStart"/>
             <w:r>
               <w:rPr>
                 <w:rStyle w:val="VerbatimChar"/>
@@ -600,18 +583,7 @@
                 <w:sz w:val="18"/>
                 <w:shd w:val="clear" w:color="auto" w:fill="F8F8FA"/>
               </w:rPr>
-              <w:t>chartjs</w:t>
-            </w:r>
-            <w:proofErr w:type="spellEnd"/>
-            <w:r>
-              <w:rPr>
-                <w:rStyle w:val="VerbatimChar"/>
-                <w:rFonts w:ascii="menlo" w:eastAsia="menlo" w:hAnsi="menlo" w:cs="menlo"/>
-                <w:color w:val="000000"/>
-                <w:sz w:val="18"/>
-                <w:shd w:val="clear" w:color="auto" w:fill="F8F8FA"/>
-              </w:rPr>
-              <w:t>-node-canvas</w:t>
+              <w:t>chartjs-node-canvas</w:t>
             </w:r>
             <w:r>
               <w:rPr>
@@ -894,23 +866,13 @@
             <w:pPr>
               <w:spacing w:line="360" w:lineRule="auto"/>
             </w:pPr>
-            <w:proofErr w:type="spellStart"/>
-            <w:r>
-              <w:rPr>
-                <w:rFonts w:ascii="helvetica neue" w:eastAsia="helvetica neue" w:hAnsi="helvetica neue" w:cs="helvetica neue"/>
-                <w:color w:val="000000"/>
-                <w:sz w:val="17"/>
-              </w:rPr>
-              <w:t>Proxmox</w:t>
-            </w:r>
-            <w:proofErr w:type="spellEnd"/>
-            <w:r>
-              <w:rPr>
-                <w:rFonts w:ascii="helvetica neue" w:eastAsia="helvetica neue" w:hAnsi="helvetica neue" w:cs="helvetica neue"/>
-                <w:color w:val="000000"/>
-                <w:sz w:val="17"/>
-              </w:rPr>
-              <w:t xml:space="preserve"> LXC — Debian Linux Container</w:t>
+            <w:r>
+              <w:rPr>
+                <w:rFonts w:ascii="helvetica neue" w:eastAsia="helvetica neue" w:hAnsi="helvetica neue" w:cs="helvetica neue"/>
+                <w:color w:val="000000"/>
+                <w:sz w:val="17"/>
+              </w:rPr>
+              <w:t>Proxmox LXC — Debian Linux Container</w:t>
             </w:r>
           </w:p>
         </w:tc>
@@ -1020,23 +982,7 @@
           <w:rFonts w:eastAsia="Georgia" w:hAnsi="Georgia" w:cs="Georgia"/>
           <w:color w:val="000000"/>
         </w:rPr>
-        <w:t xml:space="preserve">SQLite is bundled via </w:t>
-      </w:r>
-      <w:proofErr w:type="spellStart"/>
-      <w:r>
-        <w:rPr>
-          <w:rFonts w:eastAsia="Georgia" w:hAnsi="Georgia" w:cs="Georgia"/>
-          <w:color w:val="000000"/>
-        </w:rPr>
-        <w:t>npm</w:t>
-      </w:r>
-      <w:proofErr w:type="spellEnd"/>
-      <w:r>
-        <w:rPr>
-          <w:rFonts w:eastAsia="Georgia" w:hAnsi="Georgia" w:cs="Georgia"/>
-          <w:color w:val="000000"/>
-        </w:rPr>
-        <w:t xml:space="preserve"> — no separate install needed</w:t>
+        <w:t>SQLite is bundled via npm — no separate install needed</w:t>
       </w:r>
     </w:p>
     <w:p>
@@ -1078,27 +1024,7 @@
           <w:sz w:val="18"/>
         </w:rPr>
         <w:br/>
-        <w:t xml:space="preserve">cd </w:t>
-      </w:r>
-      <w:proofErr w:type="spellStart"/>
-      <w:r>
-        <w:rPr>
-          <w:rStyle w:val="VerbatimChar"/>
-          <w:rFonts w:ascii="menlo" w:eastAsia="menlo" w:hAnsi="menlo" w:cs="menlo"/>
-          <w:color w:val="000000"/>
-          <w:sz w:val="18"/>
-        </w:rPr>
-        <w:t>longo</w:t>
-      </w:r>
-      <w:proofErr w:type="spellEnd"/>
-      <w:r>
-        <w:rPr>
-          <w:rStyle w:val="VerbatimChar"/>
-          <w:rFonts w:ascii="menlo" w:eastAsia="menlo" w:hAnsi="menlo" w:cs="menlo"/>
-          <w:color w:val="000000"/>
-          <w:sz w:val="18"/>
-        </w:rPr>
-        <w:t>-coffee</w:t>
+        <w:t>cd longo-coffee</w:t>
       </w:r>
       <w:r>
         <w:rPr>
@@ -1132,7 +1058,6 @@
         <w:shd w:val="clear" w:color="auto" w:fill="F8F8FA"/>
         <w:spacing w:line="336" w:lineRule="auto"/>
       </w:pPr>
-      <w:proofErr w:type="spellStart"/>
       <w:r>
         <w:rPr>
           <w:rStyle w:val="VerbatimChar"/>
@@ -1140,17 +1065,7 @@
           <w:color w:val="000000"/>
           <w:sz w:val="18"/>
         </w:rPr>
-        <w:t>npm</w:t>
-      </w:r>
-      <w:proofErr w:type="spellEnd"/>
-      <w:r>
-        <w:rPr>
-          <w:rStyle w:val="VerbatimChar"/>
-          <w:rFonts w:ascii="menlo" w:eastAsia="menlo" w:hAnsi="menlo" w:cs="menlo"/>
-          <w:color w:val="000000"/>
-          <w:sz w:val="18"/>
-        </w:rPr>
-        <w:t xml:space="preserve"> install</w:t>
+        <w:t>npm install</w:t>
       </w:r>
       <w:r>
         <w:rPr>
@@ -1188,15 +1103,7 @@
           <w:rFonts w:eastAsia="Georgia" w:hAnsi="Georgia" w:cs="Georgia"/>
           <w:color w:val="000000"/>
         </w:rPr>
-        <w:t xml:space="preserve">Create </w:t>
-      </w:r>
-      <w:proofErr w:type="gramStart"/>
-      <w:r>
-        <w:rPr>
-          <w:rFonts w:eastAsia="Georgia" w:hAnsi="Georgia" w:cs="Georgia"/>
-          <w:color w:val="000000"/>
-        </w:rPr>
-        <w:t xml:space="preserve">a </w:t>
+        <w:t xml:space="preserve">Create a </w:t>
       </w:r>
       <w:r>
         <w:rPr>
@@ -1206,32 +1113,30 @@
           <w:sz w:val="18"/>
           <w:shd w:val="clear" w:color="auto" w:fill="F8F8FA"/>
         </w:rPr>
-        <w:t>.</w:t>
-      </w:r>
-      <w:proofErr w:type="gramEnd"/>
+        <w:t>.env</w:t>
+      </w:r>
+      <w:r>
+        <w:rPr>
+          <w:rFonts w:eastAsia="Georgia" w:hAnsi="Georgia" w:cs="Georgia"/>
+          <w:color w:val="000000"/>
+        </w:rPr>
+        <w:t xml:space="preserve"> file in the project root:</w:t>
+      </w:r>
+    </w:p>
+    <w:p>
+      <w:pPr>
+        <w:shd w:val="clear" w:color="auto" w:fill="F8F8FA"/>
+        <w:spacing w:line="336" w:lineRule="auto"/>
+      </w:pPr>
       <w:r>
         <w:rPr>
           <w:rStyle w:val="VerbatimChar"/>
           <w:rFonts w:ascii="menlo" w:eastAsia="menlo" w:hAnsi="menlo" w:cs="menlo"/>
           <w:color w:val="000000"/>
           <w:sz w:val="18"/>
-          <w:shd w:val="clear" w:color="auto" w:fill="F8F8FA"/>
-        </w:rPr>
-        <w:t>env</w:t>
-      </w:r>
-      <w:r>
-        <w:rPr>
-          <w:rFonts w:eastAsia="Georgia" w:hAnsi="Georgia" w:cs="Georgia"/>
-          <w:color w:val="000000"/>
-        </w:rPr>
-        <w:t xml:space="preserve"> file in the project root:</w:t>
-      </w:r>
-    </w:p>
-    <w:p>
-      <w:pPr>
-        <w:shd w:val="clear" w:color="auto" w:fill="F8F8FA"/>
-        <w:spacing w:line="336" w:lineRule="auto"/>
-      </w:pPr>
+        </w:rPr>
+        <w:t>PORT=3000</w:t>
+      </w:r>
       <w:r>
         <w:rPr>
           <w:rStyle w:val="VerbatimChar"/>
@@ -1239,7 +1144,8 @@
           <w:color w:val="000000"/>
           <w:sz w:val="18"/>
         </w:rPr>
-        <w:t>PORT=3000</w:t>
+        <w:br/>
+        <w:t>DB_PATH=./database/longo.sqlite</w:t>
       </w:r>
       <w:r>
         <w:rPr>
@@ -1249,9 +1155,8 @@
           <w:sz w:val="18"/>
         </w:rPr>
         <w:br/>
-        <w:t>DB_PATH=./database/</w:t>
-      </w:r>
-      <w:proofErr w:type="spellStart"/>
+        <w:t>SESSION_SECRET=your_secure_random_string_here</w:t>
+      </w:r>
       <w:r>
         <w:rPr>
           <w:rStyle w:val="VerbatimChar"/>
@@ -1259,9 +1164,9 @@
           <w:color w:val="000000"/>
           <w:sz w:val="18"/>
         </w:rPr>
-        <w:t>longo.sqlite</w:t>
-      </w:r>
-      <w:proofErr w:type="spellEnd"/>
+        <w:br/>
+        <w:t>NODE_ENV=development</w:t>
+      </w:r>
       <w:r>
         <w:rPr>
           <w:rStyle w:val="VerbatimChar"/>
@@ -1270,50 +1175,8 @@
           <w:sz w:val="18"/>
         </w:rPr>
         <w:br/>
-        <w:t>SESSION_SECRET=</w:t>
-      </w:r>
-      <w:proofErr w:type="spellStart"/>
-      <w:r>
-        <w:rPr>
-          <w:rStyle w:val="VerbatimChar"/>
-          <w:rFonts w:ascii="menlo" w:eastAsia="menlo" w:hAnsi="menlo" w:cs="menlo"/>
-          <w:color w:val="000000"/>
-          <w:sz w:val="18"/>
-        </w:rPr>
-        <w:t>your_secure_random_string_here</w:t>
-      </w:r>
-      <w:proofErr w:type="spellEnd"/>
-      <w:r>
-        <w:rPr>
-          <w:rStyle w:val="VerbatimChar"/>
-          <w:rFonts w:ascii="menlo" w:eastAsia="menlo" w:hAnsi="menlo" w:cs="menlo"/>
-          <w:color w:val="000000"/>
-          <w:sz w:val="18"/>
-        </w:rPr>
-        <w:br/>
-        <w:t>NODE_ENV=development</w:t>
-      </w:r>
-      <w:r>
-        <w:rPr>
-          <w:rStyle w:val="VerbatimChar"/>
-          <w:rFonts w:ascii="menlo" w:eastAsia="menlo" w:hAnsi="menlo" w:cs="menlo"/>
-          <w:color w:val="000000"/>
-          <w:sz w:val="18"/>
-        </w:rPr>
-        <w:br/>
-        <w:t>GEMINI_API_KEY=</w:t>
-      </w:r>
-      <w:proofErr w:type="spellStart"/>
-      <w:r>
-        <w:rPr>
-          <w:rStyle w:val="VerbatimChar"/>
-          <w:rFonts w:ascii="menlo" w:eastAsia="menlo" w:hAnsi="menlo" w:cs="menlo"/>
-          <w:color w:val="000000"/>
-          <w:sz w:val="18"/>
-        </w:rPr>
-        <w:t>your_gemini_api_key_here</w:t>
-      </w:r>
-      <w:proofErr w:type="spellEnd"/>
+        <w:t>GEMINI_API_KEY=your_gemini_api_key_here</w:t>
+      </w:r>
       <w:r>
         <w:rPr>
           <w:rStyle w:val="VerbatimChar"/>
@@ -1359,15 +1222,7 @@
           <w:rFonts w:eastAsia="Georgia" w:hAnsi="Georgia" w:cs="Georgia"/>
           <w:color w:val="000000"/>
         </w:rPr>
-        <w:t xml:space="preserve"> It is listed </w:t>
-      </w:r>
-      <w:proofErr w:type="gramStart"/>
-      <w:r>
-        <w:rPr>
-          <w:rFonts w:eastAsia="Georgia" w:hAnsi="Georgia" w:cs="Georgia"/>
-          <w:color w:val="000000"/>
-        </w:rPr>
-        <w:t xml:space="preserve">in </w:t>
+        <w:t xml:space="preserve"> It is listed in </w:t>
       </w:r>
       <w:r>
         <w:rPr>
@@ -1377,21 +1232,8 @@
           <w:sz w:val="18"/>
           <w:shd w:val="clear" w:color="auto" w:fill="F8F8FA"/>
         </w:rPr>
-        <w:t>.</w:t>
-      </w:r>
-      <w:proofErr w:type="spellStart"/>
-      <w:r>
-        <w:rPr>
-          <w:rStyle w:val="VerbatimChar"/>
-          <w:rFonts w:ascii="menlo" w:eastAsia="menlo" w:hAnsi="menlo" w:cs="menlo"/>
-          <w:color w:val="000000"/>
-          <w:sz w:val="18"/>
-          <w:shd w:val="clear" w:color="auto" w:fill="F8F8FA"/>
-        </w:rPr>
-        <w:t>gitignore</w:t>
-      </w:r>
-      <w:proofErr w:type="spellEnd"/>
-      <w:proofErr w:type="gramEnd"/>
+        <w:t>.gitignore</w:t>
+      </w:r>
       <w:r>
         <w:rPr>
           <w:rFonts w:eastAsia="Georgia" w:hAnsi="Georgia" w:cs="Georgia"/>
@@ -1422,7 +1264,6 @@
         <w:shd w:val="clear" w:color="auto" w:fill="F8F8FA"/>
         <w:spacing w:line="336" w:lineRule="auto"/>
       </w:pPr>
-      <w:proofErr w:type="spellStart"/>
       <w:r>
         <w:rPr>
           <w:rStyle w:val="VerbatimChar"/>
@@ -1430,31 +1271,8 @@
           <w:color w:val="000000"/>
           <w:sz w:val="18"/>
         </w:rPr>
-        <w:t>npm</w:t>
-      </w:r>
-      <w:proofErr w:type="spellEnd"/>
-      <w:r>
-        <w:rPr>
-          <w:rStyle w:val="VerbatimChar"/>
-          <w:rFonts w:ascii="menlo" w:eastAsia="menlo" w:hAnsi="menlo" w:cs="menlo"/>
-          <w:color w:val="000000"/>
-          <w:sz w:val="18"/>
-        </w:rPr>
-        <w:t xml:space="preserve"> run </w:t>
-      </w:r>
-      <w:proofErr w:type="spellStart"/>
-      <w:proofErr w:type="gramStart"/>
-      <w:r>
-        <w:rPr>
-          <w:rStyle w:val="VerbatimChar"/>
-          <w:rFonts w:ascii="menlo" w:eastAsia="menlo" w:hAnsi="menlo" w:cs="menlo"/>
-          <w:color w:val="000000"/>
-          <w:sz w:val="18"/>
-        </w:rPr>
-        <w:t>db:setup</w:t>
-      </w:r>
-      <w:proofErr w:type="spellEnd"/>
-      <w:proofErr w:type="gramEnd"/>
+        <w:t>npm run db:setup</w:t>
+      </w:r>
       <w:r>
         <w:rPr>
           <w:rStyle w:val="VerbatimChar"/>
@@ -1508,7 +1326,6 @@
         <w:shd w:val="clear" w:color="auto" w:fill="F8F8FA"/>
         <w:spacing w:line="336" w:lineRule="auto"/>
       </w:pPr>
-      <w:proofErr w:type="spellStart"/>
       <w:r>
         <w:rPr>
           <w:rStyle w:val="VerbatimChar"/>
@@ -1516,17 +1333,7 @@
           <w:color w:val="000000"/>
           <w:sz w:val="18"/>
         </w:rPr>
-        <w:t>npm</w:t>
-      </w:r>
-      <w:proofErr w:type="spellEnd"/>
-      <w:r>
-        <w:rPr>
-          <w:rStyle w:val="VerbatimChar"/>
-          <w:rFonts w:ascii="menlo" w:eastAsia="menlo" w:hAnsi="menlo" w:cs="menlo"/>
-          <w:color w:val="000000"/>
-          <w:sz w:val="18"/>
-        </w:rPr>
-        <w:t xml:space="preserve"> run dev</w:t>
+        <w:t>npm run dev</w:t>
       </w:r>
       <w:r>
         <w:rPr>
@@ -1646,7 +1453,6 @@
         <w:shd w:val="clear" w:color="auto" w:fill="F8F8FA"/>
         <w:spacing w:line="336" w:lineRule="auto"/>
       </w:pPr>
-      <w:proofErr w:type="spellStart"/>
       <w:r>
         <w:rPr>
           <w:rStyle w:val="VerbatimChar"/>
@@ -1654,9 +1460,8 @@
           <w:color w:val="000000"/>
           <w:sz w:val="18"/>
         </w:rPr>
-        <w:t>longo</w:t>
-      </w:r>
-      <w:proofErr w:type="spellEnd"/>
+        <w:t>longo-coffee/</w:t>
+      </w:r>
       <w:r>
         <w:rPr>
           <w:rStyle w:val="VerbatimChar"/>
@@ -1664,7 +1469,8 @@
           <w:color w:val="000000"/>
           <w:sz w:val="18"/>
         </w:rPr>
-        <w:t>-coffee/</w:t>
+        <w:br/>
+        <w:t>├── public/</w:t>
       </w:r>
       <w:r>
         <w:rPr>
@@ -1674,7 +1480,7 @@
           <w:sz w:val="18"/>
         </w:rPr>
         <w:br/>
-        <w:t>├── public/</w:t>
+        <w:t>│   ├── css/                 # CSS custom properties, layout, components, admin styles</w:t>
       </w:r>
       <w:r>
         <w:rPr>
@@ -1684,9 +1490,8 @@
           <w:sz w:val="18"/>
         </w:rPr>
         <w:br/>
-        <w:t xml:space="preserve">│   ├── </w:t>
-      </w:r>
-      <w:proofErr w:type="spellStart"/>
+        <w:t>│   ├── js/                  # Client-side and Admin panel logic</w:t>
+      </w:r>
       <w:r>
         <w:rPr>
           <w:rStyle w:val="VerbatimChar"/>
@@ -1694,9 +1499,9 @@
           <w:color w:val="000000"/>
           <w:sz w:val="18"/>
         </w:rPr>
-        <w:t>css</w:t>
-      </w:r>
-      <w:proofErr w:type="spellEnd"/>
+        <w:br/>
+        <w:t>│   └── assets/</w:t>
+      </w:r>
       <w:r>
         <w:rPr>
           <w:rStyle w:val="VerbatimChar"/>
@@ -1704,7 +1509,8 @@
           <w:color w:val="000000"/>
           <w:sz w:val="18"/>
         </w:rPr>
-        <w:t>/                 # CSS custom properties, layout, components, admin styles</w:t>
+        <w:br/>
+        <w:t>│       └── images/          # Uploaded images</w:t>
       </w:r>
       <w:r>
         <w:rPr>
@@ -1714,9 +1520,8 @@
           <w:sz w:val="18"/>
         </w:rPr>
         <w:br/>
-        <w:t xml:space="preserve">│   ├── </w:t>
-      </w:r>
-      <w:proofErr w:type="spellStart"/>
+        <w:t>├── views/</w:t>
+      </w:r>
       <w:r>
         <w:rPr>
           <w:rStyle w:val="VerbatimChar"/>
@@ -1724,9 +1529,9 @@
           <w:color w:val="000000"/>
           <w:sz w:val="18"/>
         </w:rPr>
-        <w:t>js</w:t>
-      </w:r>
-      <w:proofErr w:type="spellEnd"/>
+        <w:br/>
+        <w:t>│   ├── client/              # Homepage, shop, profile, auth, checkout, policies</w:t>
+      </w:r>
       <w:r>
         <w:rPr>
           <w:rStyle w:val="VerbatimChar"/>
@@ -1734,7 +1539,8 @@
           <w:color w:val="000000"/>
           <w:sz w:val="18"/>
         </w:rPr>
-        <w:t>/                  # Client-side and Admin panel logic</w:t>
+        <w:br/>
+        <w:t>│   └── admin/               # Dashboard, orders, products, support, money, settings, users</w:t>
       </w:r>
       <w:r>
         <w:rPr>
@@ -1744,7 +1550,7 @@
           <w:sz w:val="18"/>
         </w:rPr>
         <w:br/>
-        <w:t>│   └── assets/</w:t>
+        <w:t>├── routes/</w:t>
       </w:r>
       <w:r>
         <w:rPr>
@@ -1754,7 +1560,7 @@
           <w:sz w:val="18"/>
         </w:rPr>
         <w:br/>
-        <w:t>│       └── images/          # Uploaded images</w:t>
+        <w:t>│   ├── auth.js              # Login, register, session, password reset</w:t>
       </w:r>
       <w:r>
         <w:rPr>
@@ -1764,7 +1570,7 @@
           <w:sz w:val="18"/>
         </w:rPr>
         <w:br/>
-        <w:t>├── views/</w:t>
+        <w:t>│   ├── products.js          # Products CRUD</w:t>
       </w:r>
       <w:r>
         <w:rPr>
@@ -1774,7 +1580,7 @@
           <w:sz w:val="18"/>
         </w:rPr>
         <w:br/>
-        <w:t>│   ├── client/              # Homepage, shop, profile, auth, checkout, policies</w:t>
+        <w:t>│   ├── orders.js            # Orders CRUD</w:t>
       </w:r>
       <w:r>
         <w:rPr>
@@ -1784,7 +1590,7 @@
           <w:sz w:val="18"/>
         </w:rPr>
         <w:br/>
-        <w:t>│   └── admin/               # Dashboard, orders, products, support, money, settings, users</w:t>
+        <w:t>│   ├── tickets.js           # Support tickets CRUD</w:t>
       </w:r>
       <w:r>
         <w:rPr>
@@ -1794,7 +1600,7 @@
           <w:sz w:val="18"/>
         </w:rPr>
         <w:br/>
-        <w:t>├── routes/</w:t>
+        <w:t>│   ├── users.js             # Super Admin user management CRUD</w:t>
       </w:r>
       <w:r>
         <w:rPr>
@@ -1804,7 +1610,7 @@
           <w:sz w:val="18"/>
         </w:rPr>
         <w:br/>
-        <w:t>│   ├── auth.js              # Login, register, session, password reset</w:t>
+        <w:t>│   ├── admin-dashboard.js   # Dashboard metrics API</w:t>
       </w:r>
       <w:r>
         <w:rPr>
@@ -1814,7 +1620,7 @@
           <w:sz w:val="18"/>
         </w:rPr>
         <w:br/>
-        <w:t>│   ├── products.js          # Products CRUD</w:t>
+        <w:t>│   └── admin.js             # Admin-protected routes, Finance/Analytics APIs, Exports</w:t>
       </w:r>
       <w:r>
         <w:rPr>
@@ -1824,7 +1630,7 @@
           <w:sz w:val="18"/>
         </w:rPr>
         <w:br/>
-        <w:t>│   ├── orders.js            # Orders CRUD</w:t>
+        <w:t>├── scripts/</w:t>
       </w:r>
       <w:r>
         <w:rPr>
@@ -1834,7 +1640,7 @@
           <w:sz w:val="18"/>
         </w:rPr>
         <w:br/>
-        <w:t>│   ├── tickets.js           # Support tickets CRUD</w:t>
+        <w:t>│   ├── report-analytics.js  # docx + AI generation for analytics</w:t>
       </w:r>
       <w:r>
         <w:rPr>
@@ -1844,7 +1650,7 @@
           <w:sz w:val="18"/>
         </w:rPr>
         <w:br/>
-        <w:t>│   ├── users.js             # Super Admin user management CRUD</w:t>
+        <w:t>│   └── report-finance.js    # docx + AI generation for finance</w:t>
       </w:r>
       <w:r>
         <w:rPr>
@@ -1854,7 +1660,7 @@
           <w:sz w:val="18"/>
         </w:rPr>
         <w:br/>
-        <w:t>│   ├── admin-dashboard.js   # Dashboard metrics API</w:t>
+        <w:t>├── database/</w:t>
       </w:r>
       <w:r>
         <w:rPr>
@@ -1864,7 +1670,7 @@
           <w:sz w:val="18"/>
         </w:rPr>
         <w:br/>
-        <w:t>│   └── admin.js             # Admin-protected routes, Finance/Analytics APIs, Exports</w:t>
+        <w:t>│   ├── schema.sql           # Full database schema</w:t>
       </w:r>
       <w:r>
         <w:rPr>
@@ -1874,7 +1680,7 @@
           <w:sz w:val="18"/>
         </w:rPr>
         <w:br/>
-        <w:t>├── scripts/</w:t>
+        <w:t>│   ├── seed.js              # Initial data seeding</w:t>
       </w:r>
       <w:r>
         <w:rPr>
@@ -1884,7 +1690,7 @@
           <w:sz w:val="18"/>
         </w:rPr>
         <w:br/>
-        <w:t>│   ├── report-analytics.js  # docx + AI generation for analytics</w:t>
+        <w:t>│   ├── migrate.js           # Database migrations</w:t>
       </w:r>
       <w:r>
         <w:rPr>
@@ -1894,7 +1700,7 @@
           <w:sz w:val="18"/>
         </w:rPr>
         <w:br/>
-        <w:t>│   └── report-finance.js    # docx + AI generation for finance</w:t>
+        <w:t>│   └── longo.sqlite         # SQLite DB file (gitignored)</w:t>
       </w:r>
       <w:r>
         <w:rPr>
@@ -1904,7 +1710,7 @@
           <w:sz w:val="18"/>
         </w:rPr>
         <w:br/>
-        <w:t>├── database/</w:t>
+        <w:t>├── middleware/</w:t>
       </w:r>
       <w:r>
         <w:rPr>
@@ -1914,9 +1720,8 @@
           <w:sz w:val="18"/>
         </w:rPr>
         <w:br/>
-        <w:t xml:space="preserve">│   ├── </w:t>
-      </w:r>
-      <w:proofErr w:type="spellStart"/>
+        <w:t>│   ├── auth.js              # Session validation</w:t>
+      </w:r>
       <w:r>
         <w:rPr>
           <w:rStyle w:val="VerbatimChar"/>
@@ -1924,9 +1729,9 @@
           <w:color w:val="000000"/>
           <w:sz w:val="18"/>
         </w:rPr>
-        <w:t>schema.sql</w:t>
-      </w:r>
-      <w:proofErr w:type="spellEnd"/>
+        <w:br/>
+        <w:t>│   └── adminGuard.js        # Admin &amp; Super Admin route protection</w:t>
+      </w:r>
       <w:r>
         <w:rPr>
           <w:rStyle w:val="VerbatimChar"/>
@@ -1934,7 +1739,8 @@
           <w:color w:val="000000"/>
           <w:sz w:val="18"/>
         </w:rPr>
-        <w:t xml:space="preserve">           # Full database schema</w:t>
+        <w:br/>
+        <w:t>├── .env                     # Environment config (gitignored)</w:t>
       </w:r>
       <w:r>
         <w:rPr>
@@ -1944,7 +1750,6 @@
           <w:sz w:val="18"/>
         </w:rPr>
         <w:br/>
-        <w:t>│   ├── seed.js              # Initial data seeding</w:t>
       </w:r>
       <w:r>
         <w:rPr>
@@ -1953,8 +1758,8 @@
           <w:color w:val="000000"/>
           <w:sz w:val="18"/>
         </w:rPr>
-        <w:br/>
-        <w:t>│   ├── migrate.js           # Database migrations</w:t>
+        <w:lastRenderedPageBreak/>
+        <w:t>├── .gitignore</w:t>
       </w:r>
       <w:r>
         <w:rPr>
@@ -1964,159 +1769,8 @@
           <w:sz w:val="18"/>
         </w:rPr>
         <w:br/>
-        <w:t xml:space="preserve">│   └── </w:t>
-      </w:r>
-      <w:proofErr w:type="spellStart"/>
-      <w:r>
-        <w:rPr>
-          <w:rStyle w:val="VerbatimChar"/>
-          <w:rFonts w:ascii="menlo" w:eastAsia="menlo" w:hAnsi="menlo" w:cs="menlo"/>
-          <w:color w:val="000000"/>
-          <w:sz w:val="18"/>
-        </w:rPr>
-        <w:t>longo.sqlite</w:t>
-      </w:r>
-      <w:proofErr w:type="spellEnd"/>
-      <w:r>
-        <w:rPr>
-          <w:rStyle w:val="VerbatimChar"/>
-          <w:rFonts w:ascii="menlo" w:eastAsia="menlo" w:hAnsi="menlo" w:cs="menlo"/>
-          <w:color w:val="000000"/>
-          <w:sz w:val="18"/>
-        </w:rPr>
-        <w:t xml:space="preserve">         # SQLite DB file (</w:t>
-      </w:r>
-      <w:proofErr w:type="spellStart"/>
-      <w:r>
-        <w:rPr>
-          <w:rStyle w:val="VerbatimChar"/>
-          <w:rFonts w:ascii="menlo" w:eastAsia="menlo" w:hAnsi="menlo" w:cs="menlo"/>
-          <w:color w:val="000000"/>
-          <w:sz w:val="18"/>
-        </w:rPr>
-        <w:t>gitignored</w:t>
-      </w:r>
-      <w:proofErr w:type="spellEnd"/>
-      <w:r>
-        <w:rPr>
-          <w:rStyle w:val="VerbatimChar"/>
-          <w:rFonts w:ascii="menlo" w:eastAsia="menlo" w:hAnsi="menlo" w:cs="menlo"/>
-          <w:color w:val="000000"/>
-          <w:sz w:val="18"/>
-        </w:rPr>
-        <w:t>)</w:t>
-      </w:r>
-      <w:r>
-        <w:rPr>
-          <w:rStyle w:val="VerbatimChar"/>
-          <w:rFonts w:ascii="menlo" w:eastAsia="menlo" w:hAnsi="menlo" w:cs="menlo"/>
-          <w:color w:val="000000"/>
-          <w:sz w:val="18"/>
-        </w:rPr>
-        <w:br/>
-        <w:t>├── middleware/</w:t>
-      </w:r>
-      <w:r>
-        <w:rPr>
-          <w:rStyle w:val="VerbatimChar"/>
-          <w:rFonts w:ascii="menlo" w:eastAsia="menlo" w:hAnsi="menlo" w:cs="menlo"/>
-          <w:color w:val="000000"/>
-          <w:sz w:val="18"/>
-        </w:rPr>
-        <w:br/>
-        <w:t>│   ├── auth.js              # Session validation</w:t>
-      </w:r>
-      <w:r>
-        <w:rPr>
-          <w:rStyle w:val="VerbatimChar"/>
-          <w:rFonts w:ascii="menlo" w:eastAsia="menlo" w:hAnsi="menlo" w:cs="menlo"/>
-          <w:color w:val="000000"/>
-          <w:sz w:val="18"/>
-        </w:rPr>
-        <w:br/>
-        <w:t>│   └── adminGuard.js        # Admin &amp; Super Admin route protection</w:t>
-      </w:r>
-      <w:r>
-        <w:rPr>
-          <w:rStyle w:val="VerbatimChar"/>
-          <w:rFonts w:ascii="menlo" w:eastAsia="menlo" w:hAnsi="menlo" w:cs="menlo"/>
-          <w:color w:val="000000"/>
-          <w:sz w:val="18"/>
-        </w:rPr>
-        <w:br/>
-        <w:t>├── .env                     # Environment config (</w:t>
-      </w:r>
-      <w:proofErr w:type="spellStart"/>
-      <w:r>
-        <w:rPr>
-          <w:rStyle w:val="VerbatimChar"/>
-          <w:rFonts w:ascii="menlo" w:eastAsia="menlo" w:hAnsi="menlo" w:cs="menlo"/>
-          <w:color w:val="000000"/>
-          <w:sz w:val="18"/>
-        </w:rPr>
-        <w:t>gitignored</w:t>
-      </w:r>
-      <w:proofErr w:type="spellEnd"/>
-      <w:r>
-        <w:rPr>
-          <w:rStyle w:val="VerbatimChar"/>
-          <w:rFonts w:ascii="menlo" w:eastAsia="menlo" w:hAnsi="menlo" w:cs="menlo"/>
-          <w:color w:val="000000"/>
-          <w:sz w:val="18"/>
-        </w:rPr>
-        <w:t>)</w:t>
-      </w:r>
-      <w:r>
-        <w:rPr>
-          <w:rStyle w:val="VerbatimChar"/>
-          <w:rFonts w:ascii="menlo" w:eastAsia="menlo" w:hAnsi="menlo" w:cs="menlo"/>
-          <w:color w:val="000000"/>
-          <w:sz w:val="18"/>
-        </w:rPr>
-        <w:br/>
-      </w:r>
-      <w:r>
-        <w:rPr>
-          <w:rStyle w:val="VerbatimChar"/>
-          <w:rFonts w:ascii="menlo" w:eastAsia="menlo" w:hAnsi="menlo" w:cs="menlo"/>
-          <w:color w:val="000000"/>
-          <w:sz w:val="18"/>
-        </w:rPr>
-        <w:lastRenderedPageBreak/>
-        <w:t>├── .</w:t>
-      </w:r>
-      <w:proofErr w:type="spellStart"/>
-      <w:r>
-        <w:rPr>
-          <w:rStyle w:val="VerbatimChar"/>
-          <w:rFonts w:ascii="menlo" w:eastAsia="menlo" w:hAnsi="menlo" w:cs="menlo"/>
-          <w:color w:val="000000"/>
-          <w:sz w:val="18"/>
-        </w:rPr>
-        <w:t>gitignore</w:t>
-      </w:r>
-      <w:proofErr w:type="spellEnd"/>
-      <w:r>
-        <w:rPr>
-          <w:rStyle w:val="VerbatimChar"/>
-          <w:rFonts w:ascii="menlo" w:eastAsia="menlo" w:hAnsi="menlo" w:cs="menlo"/>
-          <w:color w:val="000000"/>
-          <w:sz w:val="18"/>
-        </w:rPr>
-        <w:br/>
-        <w:t xml:space="preserve">├── </w:t>
-      </w:r>
-      <w:proofErr w:type="spellStart"/>
-      <w:r>
-        <w:rPr>
-          <w:rStyle w:val="VerbatimChar"/>
-          <w:rFonts w:ascii="menlo" w:eastAsia="menlo" w:hAnsi="menlo" w:cs="menlo"/>
-          <w:color w:val="000000"/>
-          <w:sz w:val="18"/>
-        </w:rPr>
-        <w:t>package.json</w:t>
-      </w:r>
-      <w:proofErr w:type="spellEnd"/>
+        <w:t>├── package.json</w:t>
+      </w:r>
       <w:r>
         <w:rPr>
           <w:rStyle w:val="VerbatimChar"/>
@@ -2425,7 +2079,6 @@
             <w:pPr>
               <w:spacing w:line="336" w:lineRule="auto"/>
             </w:pPr>
-            <w:proofErr w:type="spellStart"/>
             <w:r>
               <w:rPr>
                 <w:rStyle w:val="VerbatimChar"/>
@@ -2436,7 +2089,6 @@
               </w:rPr>
               <w:t>order_items</w:t>
             </w:r>
-            <w:proofErr w:type="spellEnd"/>
           </w:p>
         </w:tc>
         <w:tc>
@@ -2481,7 +2133,6 @@
             <w:pPr>
               <w:spacing w:line="336" w:lineRule="auto"/>
             </w:pPr>
-            <w:proofErr w:type="spellStart"/>
             <w:r>
               <w:rPr>
                 <w:rStyle w:val="VerbatimChar"/>
@@ -2492,7 +2143,6 @@
               </w:rPr>
               <w:t>support_tickets</w:t>
             </w:r>
-            <w:proofErr w:type="spellEnd"/>
           </w:p>
         </w:tc>
         <w:tc>
@@ -2537,7 +2187,6 @@
             <w:pPr>
               <w:spacing w:line="336" w:lineRule="auto"/>
             </w:pPr>
-            <w:proofErr w:type="spellStart"/>
             <w:r>
               <w:rPr>
                 <w:rStyle w:val="VerbatimChar"/>
@@ -2548,7 +2197,6 @@
               </w:rPr>
               <w:t>ticket_messages</w:t>
             </w:r>
-            <w:proofErr w:type="spellEnd"/>
           </w:p>
         </w:tc>
         <w:tc>
@@ -2623,25 +2271,7 @@
                 <w:color w:val="000000"/>
                 <w:sz w:val="17"/>
               </w:rPr>
-              <w:t xml:space="preserve">Financial initiatives managing </w:t>
-            </w:r>
-            <w:proofErr w:type="spellStart"/>
-            <w:r>
-              <w:rPr>
-                <w:rFonts w:ascii="helvetica neue" w:eastAsia="helvetica neue" w:hAnsi="helvetica neue" w:cs="helvetica neue"/>
-                <w:color w:val="000000"/>
-                <w:sz w:val="17"/>
-              </w:rPr>
-              <w:t>CapEx</w:t>
-            </w:r>
-            <w:proofErr w:type="spellEnd"/>
-            <w:r>
-              <w:rPr>
-                <w:rFonts w:ascii="helvetica neue" w:eastAsia="helvetica neue" w:hAnsi="helvetica neue" w:cs="helvetica neue"/>
-                <w:color w:val="000000"/>
-                <w:sz w:val="17"/>
-              </w:rPr>
-              <w:t xml:space="preserve"> and projected ROI for NPV calculations</w:t>
+              <w:t>Financial initiatives managing CapEx and projected ROI for NPV calculations</w:t>
             </w:r>
           </w:p>
         </w:tc>
@@ -2719,7 +2349,6 @@
             <w:pPr>
               <w:spacing w:line="336" w:lineRule="auto"/>
             </w:pPr>
-            <w:proofErr w:type="spellStart"/>
             <w:r>
               <w:rPr>
                 <w:rStyle w:val="VerbatimChar"/>
@@ -2730,7 +2359,6 @@
               </w:rPr>
               <w:t>admin_reset_requests</w:t>
             </w:r>
-            <w:proofErr w:type="spellEnd"/>
           </w:p>
         </w:tc>
         <w:tc>
@@ -2777,19 +2405,8 @@
             <w:u w:val="single"/>
             <w:shd w:val="clear" w:color="auto" w:fill="F8F8FA"/>
           </w:rPr>
-          <w:t>database/</w:t>
+          <w:t>database/schema.sql</w:t>
         </w:r>
-        <w:proofErr w:type="spellStart"/>
-        <w:r>
-          <w:rPr>
-            <w:rStyle w:val="VerbatimChar"/>
-            <w:rFonts w:ascii="helvetica neue" w:eastAsia="helvetica neue" w:hAnsi="helvetica neue" w:cs="helvetica neue"/>
-            <w:u w:val="single"/>
-            <w:shd w:val="clear" w:color="auto" w:fill="F8F8FA"/>
-          </w:rPr>
-          <w:t>schema.sql</w:t>
-        </w:r>
-        <w:proofErr w:type="spellEnd"/>
       </w:hyperlink>
     </w:p>
     <w:p>
@@ -2923,23 +2540,7 @@
           <w:rFonts w:eastAsia="Georgia" w:hAnsi="Georgia" w:cs="Georgia"/>
           <w:color w:val="000000"/>
         </w:rPr>
-        <w:t xml:space="preserve">Admin routes </w:t>
-      </w:r>
-      <w:proofErr w:type="gramStart"/>
-      <w:r>
-        <w:rPr>
-          <w:rFonts w:eastAsia="Georgia" w:hAnsi="Georgia" w:cs="Georgia"/>
-          <w:color w:val="000000"/>
-        </w:rPr>
-        <w:t>protected</w:t>
-      </w:r>
-      <w:proofErr w:type="gramEnd"/>
-      <w:r>
-        <w:rPr>
-          <w:rFonts w:eastAsia="Georgia" w:hAnsi="Georgia" w:cs="Georgia"/>
-          <w:color w:val="000000"/>
-        </w:rPr>
-        <w:t xml:space="preserve"> by </w:t>
+        <w:t xml:space="preserve">Admin routes protected by </w:t>
       </w:r>
       <w:r>
         <w:rPr>
@@ -2974,7 +2575,6 @@
         </w:rPr>
         <w:t xml:space="preserve">Super Admin routes (user control, role reassignment, force password changes) protected by </w:t>
       </w:r>
-      <w:proofErr w:type="spellStart"/>
       <w:r>
         <w:rPr>
           <w:rStyle w:val="VerbatimChar"/>
@@ -2985,7 +2585,6 @@
         </w:rPr>
         <w:t>superAdminGuard</w:t>
       </w:r>
-      <w:proofErr w:type="spellEnd"/>
       <w:r>
         <w:rPr>
           <w:rFonts w:eastAsia="Georgia" w:hAnsi="Georgia" w:cs="Georgia"/>
@@ -3002,7 +2601,6 @@
         </w:numPr>
         <w:spacing w:before="105" w:after="105" w:line="360" w:lineRule="auto"/>
       </w:pPr>
-      <w:proofErr w:type="gramStart"/>
       <w:r>
         <w:rPr>
           <w:rStyle w:val="VerbatimChar"/>
@@ -3013,7 +2611,6 @@
         </w:rPr>
         <w:t>.env</w:t>
       </w:r>
-      <w:proofErr w:type="gramEnd"/>
       <w:r>
         <w:rPr>
           <w:rFonts w:eastAsia="Georgia" w:hAnsi="Georgia" w:cs="Georgia"/>
@@ -3021,7 +2618,6 @@
         </w:rPr>
         <w:t xml:space="preserve"> and </w:t>
       </w:r>
-      <w:proofErr w:type="spellStart"/>
       <w:r>
         <w:rPr>
           <w:rStyle w:val="VerbatimChar"/>
@@ -3032,21 +2628,12 @@
         </w:rPr>
         <w:t>longo.sqlite</w:t>
       </w:r>
-      <w:proofErr w:type="spellEnd"/>
-      <w:r>
-        <w:rPr>
-          <w:rFonts w:eastAsia="Georgia" w:hAnsi="Georgia" w:cs="Georgia"/>
-          <w:color w:val="000000"/>
-        </w:rPr>
-        <w:t xml:space="preserve"> are both </w:t>
-      </w:r>
-      <w:proofErr w:type="gramStart"/>
-      <w:r>
-        <w:rPr>
-          <w:rFonts w:eastAsia="Georgia" w:hAnsi="Georgia" w:cs="Georgia"/>
-          <w:color w:val="000000"/>
-        </w:rPr>
-        <w:t xml:space="preserve">in </w:t>
+      <w:r>
+        <w:rPr>
+          <w:rFonts w:eastAsia="Georgia" w:hAnsi="Georgia" w:cs="Georgia"/>
+          <w:color w:val="000000"/>
+        </w:rPr>
+        <w:t xml:space="preserve"> are both in </w:t>
       </w:r>
       <w:r>
         <w:rPr>
@@ -3056,21 +2643,8 @@
           <w:sz w:val="18"/>
           <w:shd w:val="clear" w:color="auto" w:fill="F8F8FA"/>
         </w:rPr>
-        <w:t>.</w:t>
-      </w:r>
-      <w:proofErr w:type="spellStart"/>
-      <w:r>
-        <w:rPr>
-          <w:rStyle w:val="VerbatimChar"/>
-          <w:rFonts w:ascii="menlo" w:eastAsia="menlo" w:hAnsi="menlo" w:cs="menlo"/>
-          <w:color w:val="000000"/>
-          <w:sz w:val="18"/>
-          <w:shd w:val="clear" w:color="auto" w:fill="F8F8FA"/>
-        </w:rPr>
-        <w:t>gitignore</w:t>
-      </w:r>
-      <w:proofErr w:type="spellEnd"/>
-      <w:proofErr w:type="gramEnd"/>
+        <w:t>.gitignore</w:t>
+      </w:r>
       <w:r>
         <w:rPr>
           <w:rFonts w:eastAsia="Georgia" w:hAnsi="Georgia" w:cs="Georgia"/>
@@ -3529,25 +3103,7 @@
                 <w:color w:val="000000"/>
                 <w:sz w:val="17"/>
               </w:rPr>
-              <w:t xml:space="preserve">Super Admin hard </w:t>
-            </w:r>
-            <w:proofErr w:type="gramStart"/>
-            <w:r>
-              <w:rPr>
-                <w:rFonts w:ascii="helvetica neue" w:eastAsia="helvetica neue" w:hAnsi="helvetica neue" w:cs="helvetica neue"/>
-                <w:color w:val="000000"/>
-                <w:sz w:val="17"/>
-              </w:rPr>
-              <w:t>delete</w:t>
-            </w:r>
-            <w:proofErr w:type="gramEnd"/>
-            <w:r>
-              <w:rPr>
-                <w:rFonts w:ascii="helvetica neue" w:eastAsia="helvetica neue" w:hAnsi="helvetica neue" w:cs="helvetica neue"/>
-                <w:color w:val="000000"/>
-                <w:sz w:val="17"/>
-              </w:rPr>
-              <w:t xml:space="preserve"> (cascades orders)</w:t>
+              <w:t>Super Admin hard delete (cascades orders)</w:t>
             </w:r>
           </w:p>
         </w:tc>
@@ -3845,25 +3401,7 @@
                 <w:color w:val="000000"/>
                 <w:sz w:val="17"/>
               </w:rPr>
-              <w:t xml:space="preserve">Admin creates financial initiative with </w:t>
-            </w:r>
-            <w:proofErr w:type="spellStart"/>
-            <w:r>
-              <w:rPr>
-                <w:rFonts w:ascii="helvetica neue" w:eastAsia="helvetica neue" w:hAnsi="helvetica neue" w:cs="helvetica neue"/>
-                <w:color w:val="000000"/>
-                <w:sz w:val="17"/>
-              </w:rPr>
-              <w:t>CapEx</w:t>
-            </w:r>
-            <w:proofErr w:type="spellEnd"/>
-            <w:r>
-              <w:rPr>
-                <w:rFonts w:ascii="helvetica neue" w:eastAsia="helvetica neue" w:hAnsi="helvetica neue" w:cs="helvetica neue"/>
-                <w:color w:val="000000"/>
-                <w:sz w:val="17"/>
-              </w:rPr>
-              <w:t xml:space="preserve"> and ROI</w:t>
+              <w:t>Admin creates financial initiative with CapEx and ROI</w:t>
             </w:r>
           </w:p>
         </w:tc>
@@ -4398,43 +3936,7 @@
                 <w:color w:val="000000"/>
                 <w:sz w:val="17"/>
               </w:rPr>
-              <w:t>Sum of [</w:t>
-            </w:r>
-            <w:proofErr w:type="spellStart"/>
-            <w:r>
-              <w:rPr>
-                <w:rFonts w:ascii="helvetica neue" w:eastAsia="helvetica neue" w:hAnsi="helvetica neue" w:cs="helvetica neue"/>
-                <w:color w:val="000000"/>
-                <w:sz w:val="17"/>
-              </w:rPr>
-              <w:t>CF_t</w:t>
-            </w:r>
-            <w:proofErr w:type="spellEnd"/>
-            <w:r>
-              <w:rPr>
-                <w:rFonts w:ascii="helvetica neue" w:eastAsia="helvetica neue" w:hAnsi="helvetica neue" w:cs="helvetica neue"/>
-                <w:color w:val="000000"/>
-                <w:sz w:val="17"/>
-              </w:rPr>
-              <w:t xml:space="preserve"> ÷ (1+</w:t>
-            </w:r>
-            <w:proofErr w:type="gramStart"/>
-            <w:r>
-              <w:rPr>
-                <w:rFonts w:ascii="helvetica neue" w:eastAsia="helvetica neue" w:hAnsi="helvetica neue" w:cs="helvetica neue"/>
-                <w:color w:val="000000"/>
-                <w:sz w:val="17"/>
-              </w:rPr>
-              <w:t>r)^</w:t>
-            </w:r>
-            <w:proofErr w:type="gramEnd"/>
-            <w:r>
-              <w:rPr>
-                <w:rFonts w:ascii="helvetica neue" w:eastAsia="helvetica neue" w:hAnsi="helvetica neue" w:cs="helvetica neue"/>
-                <w:color w:val="000000"/>
-                <w:sz w:val="17"/>
-              </w:rPr>
-              <w:t>t] − Initial Investment</w:t>
+              <w:t>Sum of [CF_t ÷ (1+r)^t] − Initial Investment</w:t>
             </w:r>
           </w:p>
         </w:tc>
@@ -4512,7 +4014,6 @@
         </w:rPr>
         <w:t xml:space="preserve"> The system uses Google's Generative AI (Gemini 1.5 Flash) and </w:t>
       </w:r>
-      <w:proofErr w:type="spellStart"/>
       <w:r>
         <w:rPr>
           <w:rStyle w:val="VerbatimChar"/>
@@ -4521,18 +4022,7 @@
           <w:sz w:val="18"/>
           <w:shd w:val="clear" w:color="auto" w:fill="F8F8FA"/>
         </w:rPr>
-        <w:t>chartjs</w:t>
-      </w:r>
-      <w:proofErr w:type="spellEnd"/>
-      <w:r>
-        <w:rPr>
-          <w:rStyle w:val="VerbatimChar"/>
-          <w:rFonts w:ascii="menlo" w:eastAsia="menlo" w:hAnsi="menlo" w:cs="menlo"/>
-          <w:color w:val="000000"/>
-          <w:sz w:val="18"/>
-          <w:shd w:val="clear" w:color="auto" w:fill="F8F8FA"/>
-        </w:rPr>
-        <w:t>-node-canvas</w:t>
+        <w:t>chartjs-node-canvas</w:t>
       </w:r>
       <w:r>
         <w:rPr>
@@ -4759,23 +4249,13 @@
             <w:pPr>
               <w:spacing w:line="360" w:lineRule="auto"/>
             </w:pPr>
-            <w:proofErr w:type="gramStart"/>
-            <w:r>
-              <w:rPr>
-                <w:rFonts w:ascii="helvetica neue" w:eastAsia="helvetica neue" w:hAnsi="helvetica neue" w:cs="helvetica neue"/>
-                <w:color w:val="000000"/>
-                <w:sz w:val="17"/>
-              </w:rPr>
-              <w:t>Auto-generated</w:t>
-            </w:r>
-            <w:proofErr w:type="gramEnd"/>
-            <w:r>
-              <w:rPr>
-                <w:rFonts w:ascii="helvetica neue" w:eastAsia="helvetica neue" w:hAnsi="helvetica neue" w:cs="helvetica neue"/>
-                <w:color w:val="000000"/>
-                <w:sz w:val="17"/>
-              </w:rPr>
-              <w:t xml:space="preserve"> from products with stock below threshold</w:t>
+            <w:r>
+              <w:rPr>
+                <w:rFonts w:ascii="helvetica neue" w:eastAsia="helvetica neue" w:hAnsi="helvetica neue" w:cs="helvetica neue"/>
+                <w:color w:val="000000"/>
+                <w:sz w:val="17"/>
+              </w:rPr>
+              <w:t>Auto-generated from products with stock below threshold</w:t>
             </w:r>
           </w:p>
         </w:tc>
@@ -5080,23 +4560,7 @@
                   <w:sz w:val="17"/>
                   <w:u w:val="single"/>
                 </w:rPr>
-                <w:t>@Ada</w:t>
-              </w:r>
-              <w:r>
-                <w:rPr>
-                  <w:rFonts w:ascii="helvetica neue" w:eastAsia="helvetica neue" w:hAnsi="helvetica neue" w:cs="helvetica neue"/>
-                  <w:sz w:val="17"/>
-                  <w:u w:val="single"/>
-                </w:rPr>
-                <w:t>m</w:t>
-              </w:r>
-              <w:r>
-                <w:rPr>
-                  <w:rFonts w:ascii="helvetica neue" w:eastAsia="helvetica neue" w:hAnsi="helvetica neue" w:cs="helvetica neue"/>
-                  <w:sz w:val="17"/>
-                  <w:u w:val="single"/>
-                </w:rPr>
-                <w:t>DDR</w:t>
+                <w:t>@AdamDDR</w:t>
               </w:r>
             </w:hyperlink>
           </w:p>
@@ -5174,7 +4638,10 @@
           </w:tcPr>
           <w:p>
             <w:r>
-              <w:t>Ali Wael</w:t>
+              <w:t xml:space="preserve">Ali </w:t>
+            </w:r>
+            <w:r>
+              <w:t>Azzam</w:t>
             </w:r>
           </w:p>
         </w:tc>
@@ -5494,25 +4961,7 @@
                   <w:sz w:val="17"/>
                   <w:u w:val="single"/>
                 </w:rPr>
-                <w:t>github.com/</w:t>
-              </w:r>
-              <w:proofErr w:type="spellStart"/>
-              <w:r>
-                <w:rPr>
-                  <w:rFonts w:ascii="helvetica neue" w:eastAsia="helvetica neue" w:hAnsi="helvetica neue" w:cs="helvetica neue"/>
-                  <w:sz w:val="17"/>
-                  <w:u w:val="single"/>
-                </w:rPr>
-                <w:t>AdamDDR</w:t>
-              </w:r>
-              <w:proofErr w:type="spellEnd"/>
-              <w:r>
-                <w:rPr>
-                  <w:rFonts w:ascii="helvetica neue" w:eastAsia="helvetica neue" w:hAnsi="helvetica neue" w:cs="helvetica neue"/>
-                  <w:sz w:val="17"/>
-                  <w:u w:val="single"/>
-                </w:rPr>
-                <w:t>/Longo-Coffee-Website</w:t>
+                <w:t>github.com/AdamDDR/Longo-Coffee-Website</w:t>
               </w:r>
             </w:hyperlink>
           </w:p>
